--- a/docs/ayuntamiento-valencia/1_Entrevista_Informativa_PulsePath.docx
+++ b/docs/ayuntamiento-valencia/1_Entrevista_Informativa_PulsePath.docx
@@ -105,7 +105,40 @@
     </w:p>
     <w:p>
       <w:r>
-        <w:t>TRL 6 (declaración condicionada a la finalización del preflight técnico con voluntariado externo). Evidencias previstas del preflight: n = {{N_PARTICIPANTES_PREFLIGHT}} participantes durante 7–14 días; adherencia diaria {{ADHERENCIA_DIARIA}}; tasa de abandono {{TASA_ABANDONO}}. Prototipo funcional integrado (PWA, backend, cuadro de mando agregado) ya desplegable; demo pública accesible en {{URL_DEMO}}.</w:t>
+        <w:rPr>
+          <w:b/>
+        </w:rPr>
+        <w:t>TRL 5</w:t>
+      </w:r>
+      <w:r>
+        <w:t xml:space="preserve"> (tecnología validada en entorno relevante), conforme al umbral mínimo de acceso (TRL 5 o superior). El sistema está </w:t>
+      </w:r>
+      <w:r>
+        <w:rPr>
+          <w:b/>
+        </w:rPr>
+        <w:t>construido e integrado</w:t>
+      </w:r>
+      <w:r>
+        <w:t xml:space="preserve"> (PWA, backend, cuadro de mando agregado), pero </w:t>
+      </w:r>
+      <w:r>
+        <w:rPr>
+          <w:b/>
+        </w:rPr>
+        <w:t>aún no ha sido validado operativamente con una plantilla laboral real</w:t>
+      </w:r>
+      <w:r>
+        <w:t xml:space="preserve">; por eso se solicita esta prueba. Demostración disponible </w:t>
+      </w:r>
+      <w:r>
+        <w:rPr>
+          <w:b/>
+        </w:rPr>
+        <w:t>bajo petición</w:t>
+      </w:r>
+      <w:r>
+        <w:t>; las capturas del sistema acreditan el estado actual del prototipo. Antes de activar a ninguna persona trabajadora municipal se ejecutará un preflight con voluntariado adulto externo (objetivo: 30 personas, 14 días), con criterios de puerta definidos, y sus resultados se entregarán al Ayuntamiento antes del inicio.</w:t>
       </w:r>
     </w:p>
     <w:p>
@@ -587,7 +620,7 @@
         <w:t xml:space="preserve">• </w:t>
       </w:r>
       <w:r>
-        <w:t>Adherencia diaria al check-in (objetivo orientativo ≥70 % de jornadas activas; cifra definitiva tras preflight: {{ADHERENCIA_DIARIA}}).</w:t>
+        <w:t>Adherencia diaria al check-in (objetivo orientativo ≥70 % de jornadas activas; umbral operativo definitivo tras el preflight previo a la activación municipal).</w:t>
       </w:r>
     </w:p>
     <w:p>
@@ -598,7 +631,7 @@
         <w:t xml:space="preserve">• </w:t>
       </w:r>
       <w:r>
-        <w:t>Tasa de abandono (referencia tras preflight: {{TASA_ABANDONO}}).</w:t>
+        <w:t>Tasa de abandono (referencia operativa definitiva tras el preflight previo).</w:t>
       </w:r>
     </w:p>
     <w:p>
@@ -847,7 +880,16 @@
         <w:t xml:space="preserve">• </w:t>
       </w:r>
       <w:r>
-        <w:t>grado de madurez tecnológica avanzado (TRL 6 tras preflight; en todo caso ≥ TRL 5, art. 12.a);</w:t>
+        <w:t>grado de madurez tecnológica (</w:t>
+      </w:r>
+      <w:r>
+        <w:rPr>
+          <w:b/>
+        </w:rPr>
+        <w:t>TRL 5</w:t>
+      </w:r>
+      <w:r>
+        <w:t>; sistema construido e integrado; validación operativa municipal = objetivo del Sandbox);</w:t>
       </w:r>
     </w:p>
     <w:p>
@@ -883,195 +925,6 @@
         <w:t>Se deja constancia de que, en todo caso, deberá hacerse partícipe a la persona facilitadora del recurso urbano correspondiente, conforme al propio artículo 14.6.</w:t>
       </w:r>
     </w:p>
-    <w:p>
-      <w:pPr>
-        <w:pStyle w:val="Heading2"/>
-      </w:pPr>
-      <w:r>
-        <w:t>Marcadores pendientes de cumplimentar con datos reales</w:t>
-      </w:r>
-    </w:p>
-    <w:tbl>
-      <w:tblPr>
-        <w:tblStyle w:val="TableGrid"/>
-        <w:tblW w:type="auto" w:w="0"/>
-        <w:tblLayout w:type="autofit"/>
-        <w:tblLook w:firstColumn="1" w:firstRow="1" w:lastColumn="0" w:lastRow="0" w:noHBand="0" w:noVBand="1" w:val="04A0"/>
-      </w:tblPr>
-      <w:tblGrid>
-        <w:gridCol w:w="4320"/>
-        <w:gridCol w:w="4320"/>
-      </w:tblGrid>
-      <w:tr>
-        <w:tc>
-          <w:tcPr>
-            <w:tcW w:type="dxa" w:w="4320"/>
-            <w:shd w:fill="D9EAF7"/>
-          </w:tcPr>
-          <w:p>
-            <w:r>
-              <w:rPr>
-                <w:b/>
-              </w:rPr>
-            </w:r>
-            <w:r>
-              <w:rPr>
-                <w:b/>
-              </w:rPr>
-              <w:t>Marcador</w:t>
-            </w:r>
-          </w:p>
-        </w:tc>
-        <w:tc>
-          <w:tcPr>
-            <w:tcW w:type="dxa" w:w="4320"/>
-            <w:shd w:fill="D9EAF7"/>
-          </w:tcPr>
-          <w:p>
-            <w:r>
-              <w:rPr>
-                <w:b/>
-              </w:rPr>
-            </w:r>
-            <w:r>
-              <w:rPr>
-                <w:b/>
-              </w:rPr>
-              <w:t>Significado</w:t>
-            </w:r>
-          </w:p>
-        </w:tc>
-      </w:tr>
-      <w:tr>
-        <w:tc>
-          <w:tcPr>
-            <w:tcW w:type="dxa" w:w="4320"/>
-          </w:tcPr>
-          <w:p>
-            <w:r/>
-            <w:r>
-              <w:rPr>
-                <w:rFonts w:ascii="Consolas" w:hAnsi="Consolas"/>
-                <w:b/>
-                <w:color w:val="B14B00"/>
-                <w:sz w:val="19"/>
-              </w:rPr>
-              <w:t>{{N_PARTICIPANTES_PREFLIGHT}}</w:t>
-            </w:r>
-          </w:p>
-        </w:tc>
-        <w:tc>
-          <w:tcPr>
-            <w:tcW w:type="dxa" w:w="4320"/>
-          </w:tcPr>
-          <w:p>
-            <w:r/>
-            <w:r>
-              <w:t xml:space="preserve">Número de voluntarios del preflight (objetivo </w:t>
-            </w:r>
-            <w:r>
-              <w:rPr>
-                <w:b/>
-              </w:rPr>
-              <w:t>30</w:t>
-            </w:r>
-            <w:r>
-              <w:t xml:space="preserve"> externos; duración 7–14 días)</w:t>
-            </w:r>
-          </w:p>
-        </w:tc>
-      </w:tr>
-      <w:tr>
-        <w:tc>
-          <w:tcPr>
-            <w:tcW w:type="dxa" w:w="4320"/>
-          </w:tcPr>
-          <w:p>
-            <w:r/>
-            <w:r>
-              <w:rPr>
-                <w:rFonts w:ascii="Consolas" w:hAnsi="Consolas"/>
-                <w:b/>
-                <w:color w:val="B14B00"/>
-                <w:sz w:val="19"/>
-              </w:rPr>
-              <w:t>{{ADHERENCIA_DIARIA}}</w:t>
-            </w:r>
-          </w:p>
-        </w:tc>
-        <w:tc>
-          <w:tcPr>
-            <w:tcW w:type="dxa" w:w="4320"/>
-          </w:tcPr>
-          <w:p>
-            <w:r/>
-            <w:r>
-              <w:t>Adherencia diaria observada en el preflight</w:t>
-            </w:r>
-          </w:p>
-        </w:tc>
-      </w:tr>
-      <w:tr>
-        <w:tc>
-          <w:tcPr>
-            <w:tcW w:type="dxa" w:w="4320"/>
-          </w:tcPr>
-          <w:p>
-            <w:r/>
-            <w:r>
-              <w:rPr>
-                <w:rFonts w:ascii="Consolas" w:hAnsi="Consolas"/>
-                <w:b/>
-                <w:color w:val="B14B00"/>
-                <w:sz w:val="19"/>
-              </w:rPr>
-              <w:t>{{TASA_ABANDONO}}</w:t>
-            </w:r>
-          </w:p>
-        </w:tc>
-        <w:tc>
-          <w:tcPr>
-            <w:tcW w:type="dxa" w:w="4320"/>
-          </w:tcPr>
-          <w:p>
-            <w:r/>
-            <w:r>
-              <w:t>Tasa de abandono observada en el preflight</w:t>
-            </w:r>
-          </w:p>
-        </w:tc>
-      </w:tr>
-      <w:tr>
-        <w:tc>
-          <w:tcPr>
-            <w:tcW w:type="dxa" w:w="4320"/>
-          </w:tcPr>
-          <w:p>
-            <w:r/>
-            <w:r>
-              <w:rPr>
-                <w:rFonts w:ascii="Consolas" w:hAnsi="Consolas"/>
-                <w:b/>
-                <w:color w:val="B14B00"/>
-                <w:sz w:val="19"/>
-              </w:rPr>
-              <w:t>{{URL_DEMO}}</w:t>
-            </w:r>
-          </w:p>
-        </w:tc>
-        <w:tc>
-          <w:tcPr>
-            <w:tcW w:type="dxa" w:w="4320"/>
-          </w:tcPr>
-          <w:p>
-            <w:r/>
-            <w:r>
-              <w:t>URL pública de la demo funcional</w:t>
-            </w:r>
-          </w:p>
-        </w:tc>
-      </w:tr>
-    </w:tbl>
     <w:sectPr>
       <w:pgSz w:w="12240" w:h="15840"/>
       <w:pgMar w:top="1440" w:right="1800" w:bottom="1440" w:left="1800" w:header="720" w:footer="720" w:gutter="0"/>
